--- a/downloads/handouts/Unit 02/Handout 02.17 - Sell Hold Buy Decision Grid.docx
+++ b/downloads/handouts/Unit 02/Handout 02.17 - Sell Hold Buy Decision Grid.docx
@@ -60,7 +60,7 @@
         <w:pStyle w:val="BodyText"/>
       </w:pPr>
       <w:r>
-        <w:t xml:space="preserve">Feeling word (English, Turkish, Portuguese, or Spanish): scared, worried, calm, angry, excited / korkmuş, endişeli, sakin, kızgın, heyecanlı / assustado, preocupado, calmo, irritado, animado / asustado, preocupado, tranquilo, enojado, emocionado</w:t>
+        <w:t xml:space="preserve">Feeling word (English or Spanish): scared, worried, calm, angry, excited / asustado, preocupado, tranquilo, enojado, emocionado</w:t>
       </w:r>
     </w:p>
     <w:p>
@@ -566,13 +566,19 @@
       </w:r>
     </w:p>
     <w:p>
-      <w:r>
-        <w:br w:type="page"/>
-      </w:r>
-    </w:p>
-    <w:p>
-      <w:r>
-        <w:br w:type="page"/>
+      <w:pPr>
+        <w:pStyle w:val="BodyText"/>
+      </w:pPr>
+      <w:r>
+        <w:t xml:space="preserve">______________________________________________________________________</w:t>
+      </w:r>
+    </w:p>
+    <w:p>
+      <w:pPr>
+        <w:pStyle w:val="BodyText"/>
+      </w:pPr>
+      <w:r>
+        <w:t xml:space="preserve">______________________________________________________________________</w:t>
       </w:r>
     </w:p>
     <w:p>
@@ -815,26 +821,35 @@
       </w:r>
     </w:p>
     <w:p>
-      <w:r>
-        <w:br w:type="page"/>
-      </w:r>
-    </w:p>
-    <w:p>
-      <w:r>
-        <w:br w:type="page"/>
-      </w:r>
-    </w:p>
-    <w:p>
       <w:pPr>
         <w:pStyle w:val="BodyText"/>
       </w:pPr>
       <w:r>
+        <w:t xml:space="preserve">______________________________________________________________________</w:t>
+      </w:r>
+    </w:p>
+    <w:p>
+      <w:pPr>
+        <w:pStyle w:val="BodyText"/>
+      </w:pPr>
+      <w:r>
+        <w:t xml:space="preserve">______________________________________________________________________</w:t>
+      </w:r>
+    </w:p>
+    <w:p>
+      <w:pPr>
+        <w:pStyle w:val="BodyText"/>
+      </w:pPr>
+      <w:r>
         <w:t xml:space="preserve">What I would tell a friend who is looking at the same screen right now:</w:t>
       </w:r>
     </w:p>
     <w:p>
-      <w:r>
-        <w:br w:type="page"/>
+      <w:pPr>
+        <w:pStyle w:val="BodyText"/>
+      </w:pPr>
+      <w:r>
+        <w:t xml:space="preserve">______________________________________________________________________</w:t>
       </w:r>
     </w:p>
     <w:p>

--- a/downloads/handouts/Unit 02/Handout 02.17 - Sell Hold Buy Decision Grid.docx
+++ b/downloads/handouts/Unit 02/Handout 02.17 - Sell Hold Buy Decision Grid.docx
@@ -6,9 +6,9 @@
       <w:pPr>
         <w:pStyle w:val="Heading1"/>
       </w:pPr>
-      <w:bookmarkStart w:id="20" w:name="Xc8bbdeedda9c51c6a5010af5503eb49575b96fc"/>
-      <w:r>
-        <w:t xml:space="preserve">Handout 02.17: Sell, Hold, Buy Decision Grid</w:t>
+      <w:bookmarkStart w:id="20" w:name="handout-2.17-sell-hold-buy-decision-grid"/>
+      <w:r>
+        <w:t xml:space="preserve">Handout 2.17: Sell, Hold, Buy Decision Grid</w:t>
       </w:r>
       <w:bookmarkEnd w:id="20"/>
     </w:p>

--- a/downloads/handouts/Unit 02/Handout 02.17 - Sell Hold Buy Decision Grid.docx
+++ b/downloads/handouts/Unit 02/Handout 02.17 - Sell Hold Buy Decision Grid.docx
@@ -17,7 +17,7 @@
         <w:pStyle w:val="FirstParagraph"/>
       </w:pPr>
       <w:r>
-        <w:t xml:space="preserve">Name: ______________________ Date: __________ Merchant number: ______</w:t>
+        <w:t xml:space="preserve">Name: ______________________ Date: __________ Investor number: ______</w:t>
       </w:r>
     </w:p>
     <w:p>
@@ -34,16 +34,16 @@
         <w:t xml:space="preserve"> </w:t>
       </w:r>
       <w:r>
-        <w:t xml:space="preserve">The crisis dispatch is on the screen. Your fortune may be dropping. Before you touch the Sell button, fill in this grid. That is the rule today: a written decision before any trade. Selling, holding, and buying more can all be right. What I am scoring is whether you decided or whether your stomach decided for you.</w:t>
+        <w:t xml:space="preserve">It is 1928. The Round 6 prices are on the board and your total is probably the highest it has ever been. Before you buy, sell or borrow a dollar, fill in this grid. That is the rule today and tomorrow: a written decision before any trade. Selling, holding, buying more and borrowing can all be right. What I am scoring is whether you decided or whether your stomach decided for you.</w:t>
       </w:r>
     </w:p>
     <w:p>
       <w:pPr>
         <w:pStyle w:val="Heading2"/>
       </w:pPr>
-      <w:bookmarkStart w:id="21" w:name="step-0-my-body-and-my-screen"/>
-      <w:r>
-        <w:t xml:space="preserve">Step 0: my body and my screen</w:t>
+      <w:bookmarkStart w:id="21" w:name="X1991d18ffaf396ef1e51b528e37202da0a45995"/>
+      <w:r>
+        <w:t xml:space="preserve">Step 0: my body and my ledger (Round 6, 1928)</w:t>
       </w:r>
       <w:bookmarkEnd w:id="21"/>
     </w:p>
@@ -52,15 +52,15 @@
         <w:pStyle w:val="FirstParagraph"/>
       </w:pPr>
       <w:r>
-        <w:t xml:space="preserve">Stress signs I notice right now (circle any): fast heartbeat / tight stomach / want to act right now / cannot think about anything else / hands shaky / none</w:t>
-      </w:r>
-    </w:p>
-    <w:p>
-      <w:pPr>
-        <w:pStyle w:val="BodyText"/>
-      </w:pPr>
-      <w:r>
-        <w:t xml:space="preserve">Feeling word (English or Spanish): scared, worried, calm, angry, excited / asustado, preocupado, tranquilo, enojado, emocionado</w:t>
+        <w:t xml:space="preserve">Stress signs I notice right now (circle any): fast heartbeat / want to act right now / everyone else is buying and I am not / cannot think about anything else / hands shaky / none</w:t>
+      </w:r>
+    </w:p>
+    <w:p>
+      <w:pPr>
+        <w:pStyle w:val="BodyText"/>
+      </w:pPr>
+      <w:r>
+        <w:t xml:space="preserve">Feeling word (English or Spanish): excited, greedy, nervous, calm, scared / emocionado, codicioso, nervioso, tranquilo, asustado</w:t>
       </w:r>
     </w:p>
     <w:p>
@@ -84,15 +84,40 @@
         <w:pStyle w:val="BodyText"/>
       </w:pPr>
       <w:r>
-        <w:t xml:space="preserve">My total fortune right now: AQ __________ It was AQ __________ yesterday.</w:t>
-      </w:r>
-    </w:p>
-    <w:p>
-      <w:pPr>
-        <w:pStyle w:val="BodyText"/>
-      </w:pPr>
-      <w:r>
-        <w:t xml:space="preserve">Which of my ventures dropped? ______________________ Which did not move? ______________________</w:t>
+        <w:t xml:space="preserve">My total right now, at Round 6 prices: $__________ It was $__________ in Round 5 (1911).</w:t>
+      </w:r>
+    </w:p>
+    <w:p>
+      <w:pPr>
+        <w:pStyle w:val="BodyText"/>
+      </w:pPr>
+      <w:r>
+        <w:t xml:space="preserve">Which of my companies rose the most? ______________________ Which line did not move (the bank pays 3 percent and never falls)? ______________________</w:t>
+      </w:r>
+    </w:p>
+    <w:p>
+      <w:pPr>
+        <w:pStyle w:val="BodyText"/>
+      </w:pPr>
+      <w:r>
+        <w:rPr>
+          <w:b/>
+        </w:rPr>
+        <w:t xml:space="preserve">The margin rule, in three lines.</w:t>
+      </w:r>
+      <w:r>
+        <w:t xml:space="preserve"> </w:t>
+      </w:r>
+      <w:r>
+        <w:t xml:space="preserve">The broker will lend me up to the cash I hold right now, at Round 6 prices. The loan goes on the margin line of my ledger. Next round the broker wants it back in cash; if I cannot pay, I sell shares at next round’s prices until I can, and if that is not enough the loan takes everything and my total is $0.</w:t>
+      </w:r>
+    </w:p>
+    <w:p>
+      <w:pPr>
+        <w:pStyle w:val="BodyText"/>
+      </w:pPr>
+      <w:r>
+        <w:t xml:space="preserve">Cash I hold: $______ The most I could borrow: $______</w:t>
       </w:r>
     </w:p>
     <w:p>
@@ -128,7 +153,7 @@
         <w:pStyle w:val="FirstParagraph"/>
       </w:pPr>
       <w:r>
-        <w:t xml:space="preserve">The choice I am making is what to do with my ______________________ (the venture or ventures that dropped).</w:t>
+        <w:t xml:space="preserve">The choice I am making is what to do with my ______________________ (the company or companies that rose most, or the cash I am holding).</w:t>
       </w:r>
     </w:p>
     <w:p>
@@ -209,7 +234,7 @@
               <w:jc w:val="left"/>
             </w:pPr>
             <w:r>
-              <w:t xml:space="preserve">Sell some or all of the venture that dropped and hold the cash (or move it to a safe venture).</w:t>
+              <w:t xml:space="preserve">Sell some or all of a company that rose and hold the cash, or move it to the bank.</w:t>
             </w:r>
           </w:p>
         </w:tc>
@@ -257,7 +282,31 @@
               <w:jc w:val="left"/>
             </w:pPr>
             <w:r>
-              <w:t xml:space="preserve">Buy more of the venture that dropped, at the low price, because I expect it to recover.</w:t>
+              <w:t xml:space="preserve">Buy more of a company with the cash I already have.</w:t>
+            </w:r>
+          </w:p>
+        </w:tc>
+      </w:tr>
+      <w:tr>
+        <w:tc>
+          <w:p>
+            <w:pPr>
+              <w:pStyle w:val="Compact"/>
+              <w:jc w:val="left"/>
+            </w:pPr>
+            <w:r>
+              <w:t xml:space="preserve">BUY ON MARGIN</w:t>
+            </w:r>
+          </w:p>
+        </w:tc>
+        <w:tc>
+          <w:p>
+            <w:pPr>
+              <w:pStyle w:val="Compact"/>
+              <w:jc w:val="left"/>
+            </w:pPr>
+            <w:r>
+              <w:t xml:space="preserve">Borrow from the broker, up to my cash, and buy more with it. Pay it back next round in cash.</w:t>
             </w:r>
           </w:p>
         </w:tc>
@@ -284,14 +333,15 @@
     <w:tbl>
       <w:tblPr>
         <w:tblStyle w:val="Table"/>
-        <w:tblW w:type="pct" w:w="5000"/>
+        <w:tblW w:type="pct" w:w="5000.0"/>
         <w:tblLook w:firstRow="1"/>
       </w:tblPr>
       <w:tblGrid>
-        <w:gridCol w:w="2340"/>
-        <w:gridCol w:w="2340"/>
-        <w:gridCol w:w="2340"/>
-        <w:gridCol w:w="2340"/>
+        <w:gridCol w:w="1584"/>
+        <w:gridCol w:w="1584"/>
+        <w:gridCol w:w="1584"/>
+        <w:gridCol w:w="1584"/>
+        <w:gridCol w:w="1584"/>
       </w:tblGrid>
       <w:tr>
         <w:trPr>
@@ -299,7 +349,6 @@
         </w:trPr>
         <w:tc>
           <w:tcPr>
-            <w:tcW w:type="dxa" w:w="2340"/>
             <w:tcBorders>
               <w:bottom w:val="single"/>
             </w:tcBorders>
@@ -317,7 +366,6 @@
         </w:tc>
         <w:tc>
           <w:tcPr>
-            <w:tcW w:type="dxa" w:w="2340"/>
             <w:tcBorders>
               <w:bottom w:val="single"/>
             </w:tcBorders>
@@ -335,7 +383,6 @@
         </w:tc>
         <w:tc>
           <w:tcPr>
-            <w:tcW w:type="dxa" w:w="2340"/>
             <w:tcBorders>
               <w:bottom w:val="single"/>
             </w:tcBorders>
@@ -353,7 +400,6 @@
         </w:tc>
         <w:tc>
           <w:tcPr>
-            <w:tcW w:type="dxa" w:w="2340"/>
             <w:tcBorders>
               <w:bottom w:val="single"/>
             </w:tcBorders>
@@ -365,132 +411,165 @@
               <w:jc w:val="left"/>
             </w:pPr>
             <w:r>
-              <w:t xml:space="preserve">If I BUY more</w:t>
+              <w:t xml:space="preserve">If I BUY</w:t>
+            </w:r>
+          </w:p>
+        </w:tc>
+        <w:tc>
+          <w:tcPr>
+            <w:tcBorders>
+              <w:bottom w:val="single"/>
+            </w:tcBorders>
+            <w:vAlign w:val="bottom"/>
+          </w:tcPr>
+          <w:p>
+            <w:pPr>
+              <w:pStyle w:val="Compact"/>
+              <w:jc w:val="left"/>
+            </w:pPr>
+            <w:r>
+              <w:t xml:space="preserve">If I BUY ON MARGIN</w:t>
             </w:r>
           </w:p>
         </w:tc>
       </w:tr>
       <w:tr>
         <w:tc>
-          <w:tcPr>
-            <w:tcW w:type="dxa" w:w="2340"/>
-          </w:tcPr>
-          <w:p>
-            <w:pPr>
-              <w:pStyle w:val="Compact"/>
-              <w:jc w:val="left"/>
-            </w:pPr>
-            <w:r>
-              <w:t xml:space="preserve">If prices keep falling tomorrow, what happens to my fortune?</w:t>
-            </w:r>
-          </w:p>
-        </w:tc>
-        <w:tc>
-          <w:tcPr>
-            <w:tcW w:type="dxa" w:w="2340"/>
-          </w:tcPr>
-          <w:p/>
-        </w:tc>
-        <w:tc>
-          <w:tcPr>
-            <w:tcW w:type="dxa" w:w="2340"/>
-          </w:tcPr>
-          <w:p/>
-        </w:tc>
-        <w:tc>
-          <w:tcPr>
-            <w:tcW w:type="dxa" w:w="2340"/>
-          </w:tcPr>
+          <w:p>
+            <w:pPr>
+              <w:pStyle w:val="Compact"/>
+              <w:jc w:val="left"/>
+            </w:pPr>
+            <w:r>
+              <w:t xml:space="preserve">If prices keep rising next round, what happens to my total?</w:t>
+            </w:r>
+          </w:p>
+        </w:tc>
+        <w:tc>
+          <w:p/>
+        </w:tc>
+        <w:tc>
+          <w:p/>
+        </w:tc>
+        <w:tc>
+          <w:p/>
+        </w:tc>
+        <w:tc>
           <w:p/>
         </w:tc>
       </w:tr>
       <w:tr>
         <w:tc>
-          <w:tcPr>
-            <w:tcW w:type="dxa" w:w="2340"/>
-          </w:tcPr>
-          <w:p>
-            <w:pPr>
-              <w:pStyle w:val="Compact"/>
-              <w:jc w:val="left"/>
-            </w:pPr>
-            <w:r>
-              <w:t xml:space="preserve">If prices recover next week, what happens to my fortune?</w:t>
-            </w:r>
-          </w:p>
-        </w:tc>
-        <w:tc>
-          <w:tcPr>
-            <w:tcW w:type="dxa" w:w="2340"/>
-          </w:tcPr>
-          <w:p/>
-        </w:tc>
-        <w:tc>
-          <w:tcPr>
-            <w:tcW w:type="dxa" w:w="2340"/>
-          </w:tcPr>
-          <w:p/>
-        </w:tc>
-        <w:tc>
-          <w:tcPr>
-            <w:tcW w:type="dxa" w:w="2340"/>
-          </w:tcPr>
+          <w:p>
+            <w:pPr>
+              <w:pStyle w:val="Compact"/>
+              <w:jc w:val="left"/>
+            </w:pPr>
+            <w:r>
+              <w:t xml:space="preserve">If prices fall by half next round, what happens to my total?</w:t>
+            </w:r>
+          </w:p>
+        </w:tc>
+        <w:tc>
+          <w:p/>
+        </w:tc>
+        <w:tc>
+          <w:p/>
+        </w:tc>
+        <w:tc>
+          <w:p/>
+        </w:tc>
+        <w:tc>
           <w:p/>
         </w:tc>
       </w:tr>
       <w:tr>
         <w:tc>
-          <w:tcPr>
-            <w:tcW w:type="dxa" w:w="2340"/>
-          </w:tcPr>
-          <w:p>
-            <w:pPr>
-              <w:pStyle w:val="Compact"/>
-              <w:jc w:val="left"/>
-            </w:pPr>
-            <w:r>
-              <w:t xml:space="preserve">How will I feel about this next week, either way?</w:t>
-            </w:r>
-          </w:p>
-        </w:tc>
-        <w:tc>
-          <w:tcPr>
-            <w:tcW w:type="dxa" w:w="2340"/>
-          </w:tcPr>
-          <w:p/>
-        </w:tc>
-        <w:tc>
-          <w:tcPr>
-            <w:tcW w:type="dxa" w:w="2340"/>
-          </w:tcPr>
-          <w:p/>
-        </w:tc>
-        <w:tc>
-          <w:tcPr>
-            <w:tcW w:type="dxa" w:w="2340"/>
-          </w:tcPr>
+          <w:p>
+            <w:pPr>
+              <w:pStyle w:val="Compact"/>
+              <w:jc w:val="left"/>
+            </w:pPr>
+            <w:r>
+              <w:t xml:space="preserve">If I owe the broker and prices fall, can I pay? (a number)</w:t>
+            </w:r>
+          </w:p>
+        </w:tc>
+        <w:tc>
+          <w:p>
+            <w:pPr>
+              <w:pStyle w:val="Compact"/>
+              <w:jc w:val="left"/>
+            </w:pPr>
+            <w:r>
+              <w:t xml:space="preserve">no loan</w:t>
+            </w:r>
+          </w:p>
+        </w:tc>
+        <w:tc>
+          <w:p>
+            <w:pPr>
+              <w:pStyle w:val="Compact"/>
+              <w:jc w:val="left"/>
+            </w:pPr>
+            <w:r>
+              <w:t xml:space="preserve">no loan</w:t>
+            </w:r>
+          </w:p>
+        </w:tc>
+        <w:tc>
+          <w:p>
+            <w:pPr>
+              <w:pStyle w:val="Compact"/>
+              <w:jc w:val="left"/>
+            </w:pPr>
+            <w:r>
+              <w:t xml:space="preserve">no loan</w:t>
+            </w:r>
+          </w:p>
+        </w:tc>
+        <w:tc>
           <w:p/>
         </w:tc>
       </w:tr>
       <w:tr>
         <w:tc>
-          <w:tcPr>
-            <w:tcW w:type="dxa" w:w="2340"/>
-          </w:tcPr>
-          <w:p>
-            <w:pPr>
-              <w:pStyle w:val="Compact"/>
-              <w:jc w:val="left"/>
-            </w:pPr>
-            <w:r>
-              <w:t xml:space="preserve">Does this fit the pie I chose on Day 5?</w:t>
-            </w:r>
-          </w:p>
-        </w:tc>
-        <w:tc>
-          <w:tcPr>
-            <w:tcW w:type="dxa" w:w="2340"/>
-          </w:tcPr>
+          <w:p>
+            <w:pPr>
+              <w:pStyle w:val="Compact"/>
+              <w:jc w:val="left"/>
+            </w:pPr>
+            <w:r>
+              <w:t xml:space="preserve">How will I feel about this next round, either way?</w:t>
+            </w:r>
+          </w:p>
+        </w:tc>
+        <w:tc>
+          <w:p/>
+        </w:tc>
+        <w:tc>
+          <w:p/>
+        </w:tc>
+        <w:tc>
+          <w:p/>
+        </w:tc>
+        <w:tc>
+          <w:p/>
+        </w:tc>
+      </w:tr>
+      <w:tr>
+        <w:tc>
+          <w:p>
+            <w:pPr>
+              <w:pStyle w:val="Compact"/>
+              <w:jc w:val="left"/>
+            </w:pPr>
+            <w:r>
+              <w:t xml:space="preserve">Does this fit the pie I chose in Round 5?</w:t>
+            </w:r>
+          </w:p>
+        </w:tc>
+        <w:tc>
           <w:p>
             <w:pPr>
               <w:pStyle w:val="Compact"/>
@@ -502,9 +581,6 @@
           </w:p>
         </w:tc>
         <w:tc>
-          <w:tcPr>
-            <w:tcW w:type="dxa" w:w="2340"/>
-          </w:tcPr>
           <w:p>
             <w:pPr>
               <w:pStyle w:val="Compact"/>
@@ -516,9 +592,17 @@
           </w:p>
         </w:tc>
         <w:tc>
-          <w:tcPr>
-            <w:tcW w:type="dxa" w:w="2340"/>
-          </w:tcPr>
+          <w:p>
+            <w:pPr>
+              <w:pStyle w:val="Compact"/>
+              <w:jc w:val="left"/>
+            </w:pPr>
+            <w:r>
+              <w:t xml:space="preserve">yes / no</w:t>
+            </w:r>
+          </w:p>
+        </w:tc>
+        <w:tc>
           <w:p>
             <w:pPr>
               <w:pStyle w:val="Compact"/>
@@ -535,9 +619,9 @@
       <w:pPr>
         <w:pStyle w:val="Heading3"/>
       </w:pPr>
-      <w:bookmarkStart w:id="26" w:name="step-4-decide"/>
-      <w:r>
-        <w:t xml:space="preserve">Step 4: Decide</w:t>
+      <w:bookmarkStart w:id="26" w:name="step-4-decide-round-6"/>
+      <w:r>
+        <w:t xml:space="preserve">Step 4: Decide (Round 6)</w:t>
       </w:r>
       <w:bookmarkEnd w:id="26"/>
     </w:p>
@@ -546,15 +630,15 @@
         <w:pStyle w:val="FirstParagraph"/>
       </w:pPr>
       <w:r>
-        <w:t xml:space="preserve">My decision (circle one): SELL / HOLD / BUY MORE / a mix (say what): ______________________</w:t>
-      </w:r>
-    </w:p>
-    <w:p>
-      <w:pPr>
-        <w:pStyle w:val="BodyText"/>
-      </w:pPr>
-      <w:r>
-        <w:t xml:space="preserve">Units, if selling or buying: ______ units of ______ at about AQ ______</w:t>
+        <w:t xml:space="preserve">My decision (circle one): SELL / HOLD / BUY / BUY ON MARGIN / a mix (say what): ______________________</w:t>
+      </w:r>
+    </w:p>
+    <w:p>
+      <w:pPr>
+        <w:pStyle w:val="BodyText"/>
+      </w:pPr>
+      <w:r>
+        <w:t xml:space="preserve">Shares, if selling or buying: ______ shares of ______ at $______ Borrowing, if any: $______</w:t>
       </w:r>
     </w:p>
     <w:p>
@@ -586,7 +670,7 @@
         <w:pStyle w:val="BodyText"/>
       </w:pPr>
       <w:r>
-        <w:t xml:space="preserve">My trades today (fill in as you make them; if you change your mind from Step 4, write why in the last column):</w:t>
+        <w:t xml:space="preserve">My Round 6 trades (fill in as you make them; if you change your mind from Step 4, write why in the last column):</w:t>
       </w:r>
     </w:p>
     <w:tbl>
@@ -620,7 +704,7 @@
               <w:jc w:val="left"/>
             </w:pPr>
             <w:r>
-              <w:t xml:space="preserve">Ticker</w:t>
+              <w:t xml:space="preserve">Company</w:t>
             </w:r>
           </w:p>
         </w:tc>
@@ -656,7 +740,7 @@
               <w:jc w:val="left"/>
             </w:pPr>
             <w:r>
-              <w:t xml:space="preserve">Units</w:t>
+              <w:t xml:space="preserve">Shares</w:t>
             </w:r>
           </w:p>
         </w:tc>
@@ -795,12 +879,17 @@
       </w:tr>
     </w:tbl>
     <w:p>
-      <w:pPr>
-        <w:pStyle w:val="Heading3"/>
-      </w:pPr>
-      <w:bookmarkStart w:id="27" w:name="X5a5839595307725101f23c5bd0d2c7dc858ab9b"/>
-      <w:r>
-        <w:t xml:space="preserve">Step 5: Look back (fill this in tomorrow, Day 7)</w:t>
+      <w:r>
+        <w:br w:type="page"/>
+      </w:r>
+    </w:p>
+    <w:p>
+      <w:pPr>
+        <w:pStyle w:val="Heading2"/>
+      </w:pPr>
+      <w:bookmarkStart w:id="27" w:name="X92c177f656db81648ab1457575a61132a4d0734"/>
+      <w:r>
+        <w:t xml:space="preserve">Step 4 again: Round 7, October 1929 (fill this before any trade tomorrow)</w:t>
       </w:r>
       <w:bookmarkEnd w:id="27"/>
     </w:p>
@@ -809,15 +898,80 @@
         <w:pStyle w:val="FirstParagraph"/>
       </w:pPr>
       <w:r>
-        <w:t xml:space="preserve">My Day 6 decision was (circle one): a plan / a panic</w:t>
-      </w:r>
-    </w:p>
-    <w:p>
-      <w:pPr>
-        <w:pStyle w:val="BodyText"/>
-      </w:pPr>
-      <w:r>
-        <w:t xml:space="preserve">My evidence, a number from the ledger (what I sold or held, at what price, and what it is worth now):</w:t>
+        <w:t xml:space="preserve">Stress signs I notice right now (circle any): fast heartbeat / tight stomach / want to act right now / cannot think about anything else / hands shaky / none</w:t>
+      </w:r>
+    </w:p>
+    <w:p>
+      <w:pPr>
+        <w:pStyle w:val="BodyText"/>
+      </w:pPr>
+      <w:r>
+        <w:t xml:space="preserve">Feeling word: scared, worried, calm, angry, sick / asustado, preocupado, tranquilo, enojado, mareado</w:t>
+      </w:r>
+    </w:p>
+    <w:p>
+      <w:pPr>
+        <w:pStyle w:val="BodyText"/>
+      </w:pPr>
+      <w:r>
+        <w:t xml:space="preserve">My total right now, at Round 7 prices: $__________ It was $__________ yesterday, at Round 6 prices.</w:t>
+      </w:r>
+    </w:p>
+    <w:p>
+      <w:pPr>
+        <w:pStyle w:val="BodyText"/>
+      </w:pPr>
+      <w:r>
+        <w:t xml:space="preserve">Which of my companies fell most? ______________________ Which line did not fall? ______________________</w:t>
+      </w:r>
+    </w:p>
+    <w:p>
+      <w:pPr>
+        <w:pStyle w:val="BodyText"/>
+      </w:pPr>
+      <w:r>
+        <w:rPr>
+          <w:b/>
+        </w:rPr>
+        <w:t xml:space="preserve">Margin call box</w:t>
+      </w:r>
+      <w:r>
+        <w:t xml:space="preserve"> </w:t>
+      </w:r>
+      <w:r>
+        <w:t xml:space="preserve">(only if I borrowed): I owe $______ Cash I have: $______ Still owed: $______ Shares I must sell at Round 7 prices to cover it: ______ shares of ______ at $______ = $______ (the ledger’s margin section has the full table). Done before trading? yes / no</w:t>
+      </w:r>
+    </w:p>
+    <w:p>
+      <w:pPr>
+        <w:pStyle w:val="BodyText"/>
+      </w:pPr>
+      <w:r>
+        <w:t xml:space="preserve">Two facts before I touch anything: I have not lost anything until I sell, unless I borrowed. The bank did not move.</w:t>
+      </w:r>
+    </w:p>
+    <w:p>
+      <w:pPr>
+        <w:pStyle w:val="BodyText"/>
+      </w:pPr>
+      <w:r>
+        <w:t xml:space="preserve">My Round 7 decision (circle one): SELL / HOLD / BUY / a mix (say what): ______________________</w:t>
+      </w:r>
+    </w:p>
+    <w:p>
+      <w:pPr>
+        <w:pStyle w:val="BodyText"/>
+      </w:pPr>
+      <w:r>
+        <w:t xml:space="preserve">Shares, if selling or buying: ______ shares of ______ at $______</w:t>
+      </w:r>
+    </w:p>
+    <w:p>
+      <w:pPr>
+        <w:pStyle w:val="BodyText"/>
+      </w:pPr>
+      <w:r>
+        <w:t xml:space="preserve">One reason, with a number or a risk level (not a feeling alone):</w:t>
       </w:r>
     </w:p>
     <w:p>
@@ -841,31 +995,8 @@
         <w:pStyle w:val="BodyText"/>
       </w:pPr>
       <w:r>
-        <w:t xml:space="preserve">What I would tell a friend who is looking at the same screen right now:</w:t>
-      </w:r>
-    </w:p>
-    <w:p>
-      <w:pPr>
-        <w:pStyle w:val="BodyText"/>
-      </w:pPr>
-      <w:r>
-        <w:t xml:space="preserve">______________________________________________________________________</w:t>
-      </w:r>
-    </w:p>
-    <w:p>
-      <w:r>
-        <w:br w:type="page"/>
-      </w:r>
-    </w:p>
-    <w:p>
-      <w:pPr>
-        <w:pStyle w:val="Heading2"/>
-      </w:pPr>
-      <w:bookmarkStart w:id="28" w:name="Xc1fc974f379e9703f7411ffc9272d4a4f185c2e"/>
-      <w:r>
-        <w:t xml:space="preserve">Two real crashes (Day 7 notes; fill in from the slides)</w:t>
-      </w:r>
-      <w:bookmarkEnd w:id="28"/>
+        <w:t xml:space="preserve">My Round 7 trades:</w:t>
+      </w:r>
     </w:p>
     <w:tbl>
       <w:tblPr>
@@ -874,9 +1005,11 @@
         <w:tblLook w:firstRow="1"/>
       </w:tblPr>
       <w:tblGrid>
-        <w:gridCol w:w="3120"/>
-        <w:gridCol w:w="3120"/>
-        <w:gridCol w:w="3120"/>
+        <w:gridCol w:w="1872"/>
+        <w:gridCol w:w="1872"/>
+        <w:gridCol w:w="1872"/>
+        <w:gridCol w:w="1872"/>
+        <w:gridCol w:w="1872"/>
       </w:tblGrid>
       <w:tr>
         <w:trPr>
@@ -884,17 +1017,25 @@
         </w:trPr>
         <w:tc>
           <w:tcPr>
-            <w:tcW w:type="dxa" w:w="3120"/>
+            <w:tcW w:type="dxa" w:w="1872"/>
             <w:tcBorders>
               <w:bottom w:val="single"/>
             </w:tcBorders>
             <w:vAlign w:val="bottom"/>
           </w:tcPr>
-          <w:p/>
-        </w:tc>
-        <w:tc>
-          <w:tcPr>
-            <w:tcW w:type="dxa" w:w="3120"/>
+          <w:p>
+            <w:pPr>
+              <w:pStyle w:val="Compact"/>
+              <w:jc w:val="left"/>
+            </w:pPr>
+            <w:r>
+              <w:t xml:space="preserve">Company</w:t>
+            </w:r>
+          </w:p>
+        </w:tc>
+        <w:tc>
+          <w:tcPr>
+            <w:tcW w:type="dxa" w:w="1872"/>
             <w:tcBorders>
               <w:bottom w:val="single"/>
             </w:tcBorders>
@@ -906,13 +1047,13 @@
               <w:jc w:val="left"/>
             </w:pPr>
             <w:r>
-              <w:t xml:space="preserve">Crash 1: 2008</w:t>
-            </w:r>
-          </w:p>
-        </w:tc>
-        <w:tc>
-          <w:tcPr>
-            <w:tcW w:type="dxa" w:w="3120"/>
+              <w:t xml:space="preserve">Buy or sell</w:t>
+            </w:r>
+          </w:p>
+        </w:tc>
+        <w:tc>
+          <w:tcPr>
+            <w:tcW w:type="dxa" w:w="1872"/>
             <w:tcBorders>
               <w:bottom w:val="single"/>
             </w:tcBorders>
@@ -924,7 +1065,43 @@
               <w:jc w:val="left"/>
             </w:pPr>
             <w:r>
-              <w:t xml:space="preserve">Crash 2: 2020</w:t>
+              <w:t xml:space="preserve">Shares</w:t>
+            </w:r>
+          </w:p>
+        </w:tc>
+        <w:tc>
+          <w:tcPr>
+            <w:tcW w:type="dxa" w:w="1872"/>
+            <w:tcBorders>
+              <w:bottom w:val="single"/>
+            </w:tcBorders>
+            <w:vAlign w:val="bottom"/>
+          </w:tcPr>
+          <w:p>
+            <w:pPr>
+              <w:pStyle w:val="Compact"/>
+              <w:jc w:val="left"/>
+            </w:pPr>
+            <w:r>
+              <w:t xml:space="preserve">Price</w:t>
+            </w:r>
+          </w:p>
+        </w:tc>
+        <w:tc>
+          <w:tcPr>
+            <w:tcW w:type="dxa" w:w="1872"/>
+            <w:tcBorders>
+              <w:bottom w:val="single"/>
+            </w:tcBorders>
+            <w:vAlign w:val="bottom"/>
+          </w:tcPr>
+          <w:p>
+            <w:pPr>
+              <w:pStyle w:val="Compact"/>
+              <w:jc w:val="left"/>
+            </w:pPr>
+            <w:r>
+              <w:t xml:space="preserve">Same as the decision above? If not, why?</w:t>
             </w:r>
           </w:p>
         </w:tc>
@@ -932,27 +1109,31 @@
       <w:tr>
         <w:tc>
           <w:tcPr>
-            <w:tcW w:type="dxa" w:w="3120"/>
-          </w:tcPr>
-          <w:p>
-            <w:pPr>
-              <w:pStyle w:val="Compact"/>
-              <w:jc w:val="left"/>
-            </w:pPr>
-            <w:r>
-              <w:t xml:space="preserve">What caused it</w:t>
-            </w:r>
-          </w:p>
-        </w:tc>
-        <w:tc>
-          <w:tcPr>
-            <w:tcW w:type="dxa" w:w="3120"/>
-          </w:tcPr>
-          <w:p/>
-        </w:tc>
-        <w:tc>
-          <w:tcPr>
-            <w:tcW w:type="dxa" w:w="3120"/>
+            <w:tcW w:type="dxa" w:w="1872"/>
+          </w:tcPr>
+          <w:p/>
+        </w:tc>
+        <w:tc>
+          <w:tcPr>
+            <w:tcW w:type="dxa" w:w="1872"/>
+          </w:tcPr>
+          <w:p/>
+        </w:tc>
+        <w:tc>
+          <w:tcPr>
+            <w:tcW w:type="dxa" w:w="1872"/>
+          </w:tcPr>
+          <w:p/>
+        </w:tc>
+        <w:tc>
+          <w:tcPr>
+            <w:tcW w:type="dxa" w:w="1872"/>
+          </w:tcPr>
+          <w:p/>
+        </w:tc>
+        <w:tc>
+          <w:tcPr>
+            <w:tcW w:type="dxa" w:w="1872"/>
           </w:tcPr>
           <w:p/>
         </w:tc>
@@ -960,27 +1141,31 @@
       <w:tr>
         <w:tc>
           <w:tcPr>
-            <w:tcW w:type="dxa" w:w="3120"/>
-          </w:tcPr>
-          <w:p>
-            <w:pPr>
-              <w:pStyle w:val="Compact"/>
-              <w:jc w:val="left"/>
-            </w:pPr>
-            <w:r>
-              <w:t xml:space="preserve">How far the big stock index fell (about)</w:t>
-            </w:r>
-          </w:p>
-        </w:tc>
-        <w:tc>
-          <w:tcPr>
-            <w:tcW w:type="dxa" w:w="3120"/>
-          </w:tcPr>
-          <w:p/>
-        </w:tc>
-        <w:tc>
-          <w:tcPr>
-            <w:tcW w:type="dxa" w:w="3120"/>
+            <w:tcW w:type="dxa" w:w="1872"/>
+          </w:tcPr>
+          <w:p/>
+        </w:tc>
+        <w:tc>
+          <w:tcPr>
+            <w:tcW w:type="dxa" w:w="1872"/>
+          </w:tcPr>
+          <w:p/>
+        </w:tc>
+        <w:tc>
+          <w:tcPr>
+            <w:tcW w:type="dxa" w:w="1872"/>
+          </w:tcPr>
+          <w:p/>
+        </w:tc>
+        <w:tc>
+          <w:tcPr>
+            <w:tcW w:type="dxa" w:w="1872"/>
+          </w:tcPr>
+          <w:p/>
+        </w:tc>
+        <w:tc>
+          <w:tcPr>
+            <w:tcW w:type="dxa" w:w="1872"/>
           </w:tcPr>
           <w:p/>
         </w:tc>
@@ -988,84 +1173,249 @@
       <w:tr>
         <w:tc>
           <w:tcPr>
-            <w:tcW w:type="dxa" w:w="3120"/>
-          </w:tcPr>
-          <w:p>
-            <w:pPr>
-              <w:pStyle w:val="Compact"/>
-              <w:jc w:val="left"/>
-            </w:pPr>
-            <w:r>
-              <w:t xml:space="preserve">How long until it got back (about)</w:t>
-            </w:r>
-          </w:p>
-        </w:tc>
-        <w:tc>
-          <w:tcPr>
-            <w:tcW w:type="dxa" w:w="3120"/>
-          </w:tcPr>
-          <w:p/>
-        </w:tc>
-        <w:tc>
-          <w:tcPr>
-            <w:tcW w:type="dxa" w:w="3120"/>
-          </w:tcPr>
-          <w:p/>
+            <w:tcW w:type="dxa" w:w="1872"/>
+          </w:tcPr>
+          <w:p/>
+        </w:tc>
+        <w:tc>
+          <w:tcPr>
+            <w:tcW w:type="dxa" w:w="1872"/>
+          </w:tcPr>
+          <w:p/>
+        </w:tc>
+        <w:tc>
+          <w:tcPr>
+            <w:tcW w:type="dxa" w:w="1872"/>
+          </w:tcPr>
+          <w:p/>
+        </w:tc>
+        <w:tc>
+          <w:tcPr>
+            <w:tcW w:type="dxa" w:w="1872"/>
+          </w:tcPr>
+          <w:p/>
+        </w:tc>
+        <w:tc>
+          <w:tcPr>
+            <w:tcW w:type="dxa" w:w="1872"/>
+          </w:tcPr>
+          <w:p/>
+        </w:tc>
+      </w:tr>
+    </w:tbl>
+    <w:p>
+      <w:pPr>
+        <w:pStyle w:val="Heading3"/>
+      </w:pPr>
+      <w:bookmarkStart w:id="28" w:name="X1a389352a56e0238d57fbeeb1a01c282d619934"/>
+      <w:r>
+        <w:t xml:space="preserve">Step 5: Look back (fill this in at the end of Round 7)</w:t>
+      </w:r>
+      <w:bookmarkEnd w:id="28"/>
+    </w:p>
+    <w:p>
+      <w:pPr>
+        <w:pStyle w:val="FirstParagraph"/>
+      </w:pPr>
+      <w:r>
+        <w:t xml:space="preserve">My Round 6 decision, in the boom, was (circle one): a plan / a rush</w:t>
+      </w:r>
+    </w:p>
+    <w:p>
+      <w:pPr>
+        <w:pStyle w:val="BodyText"/>
+      </w:pPr>
+      <w:r>
+        <w:t xml:space="preserve">My Round 7 decision, in the crash, was (circle one): a plan / a panic</w:t>
+      </w:r>
+    </w:p>
+    <w:p>
+      <w:pPr>
+        <w:pStyle w:val="BodyText"/>
+      </w:pPr>
+      <w:r>
+        <w:t xml:space="preserve">My evidence, a number from the ledger (what I bought, sold or held, at what price, and what it is worth now):</w:t>
+      </w:r>
+    </w:p>
+    <w:p>
+      <w:pPr>
+        <w:pStyle w:val="BodyText"/>
+      </w:pPr>
+      <w:r>
+        <w:t xml:space="preserve">______________________________________________________________________</w:t>
+      </w:r>
+    </w:p>
+    <w:p>
+      <w:pPr>
+        <w:pStyle w:val="BodyText"/>
+      </w:pPr>
+      <w:r>
+        <w:t xml:space="preserve">______________________________________________________________________</w:t>
+      </w:r>
+    </w:p>
+    <w:p>
+      <w:pPr>
+        <w:pStyle w:val="BodyText"/>
+      </w:pPr>
+      <w:r>
+        <w:t xml:space="preserve">What I would tell a friend who is looking at the same ledger right now:</w:t>
+      </w:r>
+    </w:p>
+    <w:p>
+      <w:pPr>
+        <w:pStyle w:val="BodyText"/>
+      </w:pPr>
+      <w:r>
+        <w:t xml:space="preserve">______________________________________________________________________</w:t>
+      </w:r>
+    </w:p>
+    <w:p>
+      <w:r>
+        <w:br w:type="page"/>
+      </w:r>
+    </w:p>
+    <w:p>
+      <w:pPr>
+        <w:pStyle w:val="Heading2"/>
+      </w:pPr>
+      <w:bookmarkStart w:id="29" w:name="X476cfcacc71d4773bd2af5af5416dd06eb56037"/>
+      <w:r>
+        <w:t xml:space="preserve">Two crashes on our own board (Round 7 notes; fill in from the dispatches and the price table)</w:t>
+      </w:r>
+      <w:bookmarkEnd w:id="29"/>
+    </w:p>
+    <w:tbl>
+      <w:tblPr>
+        <w:tblStyle w:val="Table"/>
+        <w:tblW w:type="pct" w:w="5000.0"/>
+        <w:tblLook w:firstRow="1"/>
+      </w:tblPr>
+      <w:tblGrid>
+        <w:gridCol w:w="2640"/>
+        <w:gridCol w:w="2640"/>
+        <w:gridCol w:w="2640"/>
+      </w:tblGrid>
+      <w:tr>
+        <w:trPr>
+          <w:cnfStyle w:firstRow="1"/>
+        </w:trPr>
+        <w:tc>
+          <w:tcPr>
+            <w:tcBorders>
+              <w:bottom w:val="single"/>
+            </w:tcBorders>
+            <w:vAlign w:val="bottom"/>
+          </w:tcPr>
+          <w:p/>
+        </w:tc>
+        <w:tc>
+          <w:tcPr>
+            <w:tcBorders>
+              <w:bottom w:val="single"/>
+            </w:tcBorders>
+            <w:vAlign w:val="bottom"/>
+          </w:tcPr>
+          <w:p>
+            <w:pPr>
+              <w:pStyle w:val="Compact"/>
+              <w:jc w:val="left"/>
+            </w:pPr>
+            <w:r>
+              <w:t xml:space="preserve">The Panic of 1893 (Round 3)</w:t>
+            </w:r>
+          </w:p>
+        </w:tc>
+        <w:tc>
+          <w:tcPr>
+            <w:tcBorders>
+              <w:bottom w:val="single"/>
+            </w:tcBorders>
+            <w:vAlign w:val="bottom"/>
+          </w:tcPr>
+          <w:p>
+            <w:pPr>
+              <w:pStyle w:val="Compact"/>
+              <w:jc w:val="left"/>
+            </w:pPr>
+            <w:r>
+              <w:t xml:space="preserve">The crash of October 1929 (Round 7)</w:t>
+            </w:r>
+          </w:p>
         </w:tc>
       </w:tr>
       <w:tr>
         <w:tc>
-          <w:tcPr>
-            <w:tcW w:type="dxa" w:w="3120"/>
-          </w:tcPr>
-          <w:p>
-            <w:pPr>
-              <w:pStyle w:val="Compact"/>
-              <w:jc w:val="left"/>
-            </w:pPr>
-            <w:r>
-              <w:t xml:space="preserve">What held (the safe assets)</w:t>
-            </w:r>
-          </w:p>
-        </w:tc>
-        <w:tc>
-          <w:tcPr>
-            <w:tcW w:type="dxa" w:w="3120"/>
-          </w:tcPr>
-          <w:p/>
-        </w:tc>
-        <w:tc>
-          <w:tcPr>
-            <w:tcW w:type="dxa" w:w="3120"/>
-          </w:tcPr>
+          <w:p>
+            <w:pPr>
+              <w:pStyle w:val="Compact"/>
+              <w:jc w:val="left"/>
+            </w:pPr>
+            <w:r>
+              <w:t xml:space="preserve">What caused it (from the dispatch)</w:t>
+            </w:r>
+          </w:p>
+        </w:tc>
+        <w:tc>
+          <w:p/>
+        </w:tc>
+        <w:tc>
           <w:p/>
         </w:tc>
       </w:tr>
       <w:tr>
         <w:tc>
-          <w:tcPr>
-            <w:tcW w:type="dxa" w:w="3120"/>
-          </w:tcPr>
-          <w:p>
-            <w:pPr>
-              <w:pStyle w:val="Compact"/>
-              <w:jc w:val="left"/>
-            </w:pPr>
-            <w:r>
-              <w:t xml:space="preserve">What happened to people who sold at the bottom and never came back</w:t>
-            </w:r>
-          </w:p>
-        </w:tc>
-        <w:tc>
-          <w:tcPr>
-            <w:tcW w:type="dxa" w:w="3120"/>
-          </w:tcPr>
-          <w:p/>
-        </w:tc>
-        <w:tc>
-          <w:tcPr>
-            <w:tcW w:type="dxa" w:w="3120"/>
-          </w:tcPr>
+          <w:p>
+            <w:pPr>
+              <w:pStyle w:val="Compact"/>
+              <w:jc w:val="left"/>
+            </w:pPr>
+            <w:r>
+              <w:t xml:space="preserve">How far two companies on our board fell (from the price table, with the two prices)</w:t>
+            </w:r>
+          </w:p>
+        </w:tc>
+        <w:tc>
+          <w:p/>
+        </w:tc>
+        <w:tc>
+          <w:p/>
+        </w:tc>
+      </w:tr>
+      <w:tr>
+        <w:tc>
+          <w:p>
+            <w:pPr>
+              <w:pStyle w:val="Compact"/>
+              <w:jc w:val="left"/>
+            </w:pPr>
+            <w:r>
+              <w:t xml:space="preserve">What held, or fell least</w:t>
+            </w:r>
+          </w:p>
+        </w:tc>
+        <w:tc>
+          <w:p/>
+        </w:tc>
+        <w:tc>
+          <w:p/>
+        </w:tc>
+      </w:tr>
+      <w:tr>
+        <w:tc>
+          <w:p>
+            <w:pPr>
+              <w:pStyle w:val="Compact"/>
+              <w:jc w:val="left"/>
+            </w:pPr>
+            <w:r>
+              <w:t xml:space="preserve">What happened next to people who sold at the bottom (1893: look at Round 4. 1929: we find out in Round 8.)</w:t>
+            </w:r>
+          </w:p>
+        </w:tc>
+        <w:tc>
+          <w:p/>
+        </w:tc>
+        <w:tc>
           <w:p/>
         </w:tc>
       </w:tr>

--- a/downloads/handouts/Unit 02/Handout 02.17 - Sell Hold Buy Decision Grid.docx
+++ b/downloads/handouts/Unit 02/Handout 02.17 - Sell Hold Buy Decision Grid.docx
@@ -109,7 +109,7 @@
         <w:t xml:space="preserve"> </w:t>
       </w:r>
       <w:r>
-        <w:t xml:space="preserve">The broker will lend me up to the cash I hold right now, at Round 6 prices. The loan goes on the margin line of my ledger. Next round the broker wants it back in cash; if I cannot pay, I sell shares at next round’s prices until I can, and if that is not enough the loan takes everything and my total is $0.</w:t>
+        <w:t xml:space="preserve">The broker will lend me up to the cash I hold right now, at Round 6 prices. The loan goes on the margin line of my ledger. Next round the broker wants it back in cash. If I cannot pay, I sell shares at next round’s prices until I can. If that is not enough, the loan takes everything and my total is $0.</w:t>
       </w:r>
     </w:p>
     <w:p>
@@ -646,7 +646,7 @@
         <w:pStyle w:val="BodyText"/>
       </w:pPr>
       <w:r>
-        <w:t xml:space="preserve">One reason, with a number or a risk level (not a feeling alone):</w:t>
+        <w:t xml:space="preserve">One reason, with a number or a risk level (not a feeling alone): ______________________________________________________________________</w:t>
       </w:r>
     </w:p>
     <w:p>
@@ -654,15 +654,7 @@
         <w:pStyle w:val="BodyText"/>
       </w:pPr>
       <w:r>
-        <w:t xml:space="preserve">______________________________________________________________________</w:t>
-      </w:r>
-    </w:p>
-    <w:p>
-      <w:pPr>
-        <w:pStyle w:val="BodyText"/>
-      </w:pPr>
-      <w:r>
-        <w:t xml:space="preserve">______________________________________________________________________</w:t>
+        <w:t xml:space="preserve">More room: ______________________________________________________________________</w:t>
       </w:r>
     </w:p>
     <w:p>
@@ -971,7 +963,7 @@
         <w:pStyle w:val="BodyText"/>
       </w:pPr>
       <w:r>
-        <w:t xml:space="preserve">One reason, with a number or a risk level (not a feeling alone):</w:t>
+        <w:t xml:space="preserve">One reason, with a number or a risk level (not a feeling alone): ______________________________________________________________________</w:t>
       </w:r>
     </w:p>
     <w:p>
@@ -979,15 +971,7 @@
         <w:pStyle w:val="BodyText"/>
       </w:pPr>
       <w:r>
-        <w:t xml:space="preserve">______________________________________________________________________</w:t>
-      </w:r>
-    </w:p>
-    <w:p>
-      <w:pPr>
-        <w:pStyle w:val="BodyText"/>
-      </w:pPr>
-      <w:r>
-        <w:t xml:space="preserve">______________________________________________________________________</w:t>
+        <w:t xml:space="preserve">More room: ______________________________________________________________________</w:t>
       </w:r>
     </w:p>
     <w:p>
@@ -1234,7 +1218,7 @@
         <w:pStyle w:val="BodyText"/>
       </w:pPr>
       <w:r>
-        <w:t xml:space="preserve">My evidence, a number from the ledger (what I bought, sold or held, at what price, and what it is worth now):</w:t>
+        <w:t xml:space="preserve">My evidence, a number from the ledger (what I bought, sold or held, at what price, and what it is worth now): ______________________________________________________________________</w:t>
       </w:r>
     </w:p>
     <w:p>
@@ -1242,7 +1226,7 @@
         <w:pStyle w:val="BodyText"/>
       </w:pPr>
       <w:r>
-        <w:t xml:space="preserve">______________________________________________________________________</w:t>
+        <w:t xml:space="preserve">More room: ______________________________________________________________________</w:t>
       </w:r>
     </w:p>
     <w:p>
@@ -1250,23 +1234,7 @@
         <w:pStyle w:val="BodyText"/>
       </w:pPr>
       <w:r>
-        <w:t xml:space="preserve">______________________________________________________________________</w:t>
-      </w:r>
-    </w:p>
-    <w:p>
-      <w:pPr>
-        <w:pStyle w:val="BodyText"/>
-      </w:pPr>
-      <w:r>
-        <w:t xml:space="preserve">What I would tell a friend who is looking at the same ledger right now:</w:t>
-      </w:r>
-    </w:p>
-    <w:p>
-      <w:pPr>
-        <w:pStyle w:val="BodyText"/>
-      </w:pPr>
-      <w:r>
-        <w:t xml:space="preserve">______________________________________________________________________</w:t>
+        <w:t xml:space="preserve">What I would tell a friend who is looking at the same ledger right now: ______________________________________________________________________</w:t>
       </w:r>
     </w:p>
     <w:p>
